--- a/src/main/resources/gulmira/tur_passport_2nd.docx
+++ b/src/main/resources/gulmira/tur_passport_2nd.docx
@@ -14,19 +14,19 @@
         <w:rPr>
           <w:rFonts w:ascii="Times New Roman" w:hAnsi="Times New Roman" w:cs="Times New Roman"/>
         </w:rPr>
-        <w:t xml:space="preserve">Перевод выполнен с </w:t>
+        <w:t xml:space="preserve">Перевод выполнен </w:t>
       </w:r>
       <w:r>
         <w:rPr>
           <w:rFonts w:ascii="Times New Roman" w:hAnsi="Times New Roman" w:cs="Times New Roman"/>
         </w:rPr>
-        <w:t xml:space="preserve">турецкого </w:t>
+        <w:t>с турецкого и английского языков</w:t>
       </w:r>
       <w:r>
         <w:rPr>
           <w:rFonts w:ascii="Times New Roman" w:hAnsi="Times New Roman" w:cs="Times New Roman"/>
         </w:rPr>
-        <w:t>языка на русский язык</w:t>
+        <w:t xml:space="preserve"> на русский язык</w:t>
       </w:r>
     </w:p>
     <w:p>
